--- a/hin/docx/046.content.docx
+++ b/hin/docx/046.content.docx
@@ -166,26 +166,6 @@
       </w:r>
       <w:r>
         <w:rPr>
-          <w:i/>
-          <w:lang w:val="hi_IN" w:bidi="hi_IN"/>
-        </w:rPr>
-        <w:t>धतूरे, धन, धन (मम्मोन), धनवान, धनिया, धनुर्धर, तीरंदाजी, धनुष, धनुष-धारी, धन्य वचन, धन्य वचनों का पर्वत, धन्यवाद, धन्यवाद, धन्यवाद की भेट, धर्म, धर्मी, धातु विज्ञान, धातु-कर्मी, धार्मिकता, धार्मिकता के शिक्षक, धिक्कार, धीरज, धीरजवन्त, धुनकी, धूप, धूपघड़ी, धूपदान, धूम्रकान्त, धैर्य, धोबियों के खेत, धोबी</w:t>
-      </w:r>
-      <w:r>
-        <w:rPr>
-          <w:lang w:val="hi_IN" w:bidi="hi_IN"/>
-        </w:rPr>
-      </w:r>
-    </w:p>
-    <w:p>
-      <w:pPr/>
-      <w:r>
-        <w:rPr>
-          <w:lang w:val="hi_IN" w:bidi="hi_IN"/>
-        </w:rPr>
-      </w:r>
-      <w:r>
-        <w:rPr>
           <w:lang w:val="hi_IN" w:bidi="hi_IN"/>
         </w:rPr>
         <w:t xml:space="preserve"> </w:t>
@@ -8068,7 +8048,7 @@
         <w:rPr>
           <w:lang w:val="hi_IN" w:bidi="hi_IN"/>
         </w:rPr>
-        <w:t>धूप चढ़ाने का उपयोग विभिन्न उद्देश्यों के लिए किया जाता था। ऐसा माना जाता है कि इसका उपयोग दुष्टात्माओं को भगाने और आराधना स्थान के सभी पात्रों को पवित्र करने के लिए किया जाता था (</w:t>
+        <w:t>इस्राएल की आराधना विधि में धूप चढ़ाने के विभिन्न उद्देश्य थे। धूप पवित्रता और प्रार्थना से जुड़ी थी, और यह परमेश्वर के लिए अलग किए हुए पवित्र स्थान को दर्शाती थी। कुछ सन्दर्भों में, धूप आराधना के स्थान और उसके सामान को पवित्र करने से जुड़ी थी (</w:t>
       </w:r>
       <w:hyperlink r:id="rId236">
         <w:r>
@@ -8079,14 +8059,46 @@
             <w:color w:val="0000EE"/>
             <w:u w:val="single"/>
           </w:rPr>
-          <w:t>निर्ग 30:26–29</w:t>
-        </w:r>
-      </w:hyperlink>
-      <w:r>
-        <w:rPr>
-          <w:lang w:val="hi_IN" w:bidi="hi_IN"/>
-        </w:rPr>
-        <w:t>)। निःसन्देह, धूप की सुगन्ध पशु बलिदानों की दुर्गंध को कम करने के लिए एक उपाय के रूप में कार्य करती थी। इसलिए, यदि परमेश्वर को एक अच्छी सुगन्ध प्राप्त करनी थी और इस प्रकार एक बलिदान से प्रसन्न होना था, तो बलिदानों की दुर्गंध की भरपाई के लिए धूप आवश्यक थी। हालाँकि, सुगन्ध-द्रव्य कभी भी पशुओं या पक्षियों के माँस में नहीं मिलाए जाते थे।</w:t>
+          <w:t>निर्ग</w:t>
+        </w:r>
+      </w:hyperlink>
+      <w:r>
+        <w:rPr>
+          <w:lang w:val="hi_IN" w:bidi="hi_IN"/>
+        </w:rPr>
+        <w:t xml:space="preserve"> </w:t>
+      </w:r>
+      <w:hyperlink r:id="rId236">
+        <w:r>
+          <w:rPr>
+            <w:lang w:val="hi_IN" w:bidi="hi_IN"/>
+          </w:rPr>
+          <w:rPr>
+            <w:color w:val="0000EE"/>
+            <w:u w:val="single"/>
+          </w:rPr>
+          <w:t>30:26–29</w:t>
+        </w:r>
+      </w:hyperlink>
+      <w:r>
+        <w:rPr>
+          <w:lang w:val="hi_IN" w:bidi="hi_IN"/>
+        </w:rPr>
+        <w:t>)।</w:t>
+      </w:r>
+    </w:p>
+    <w:p>
+      <w:pPr/>
+      <w:r>
+        <w:rPr>
+          <w:lang w:val="hi_IN" w:bidi="hi_IN"/>
+        </w:rPr>
+      </w:r>
+      <w:r>
+        <w:rPr>
+          <w:lang w:val="hi_IN" w:bidi="hi_IN"/>
+        </w:rPr>
+        <w:t>बाइबल अक्सर बलिदानों को प्रभु के लिए "सुगंधदायक" बताती है। यह वाक्यांश परमेश्वर द्वारा बलिदान को स्वीकार करने को दिखाता है, न कि कोई वास्तविक गंध जो मनुष्यों को प्रसन्न करने के लिए हो।</w:t>
       </w:r>
     </w:p>
     <w:p>

--- a/hin/docx/046.content.docx
+++ b/hin/docx/046.content.docx
@@ -19,7 +19,7 @@
         <w:rPr>
           <w:lang w:val="hi_IN" w:bidi="hi_IN"/>
         </w:rPr>
-        <w:t>Resource: बाइबल कोश (टिंडेल)</w:t>
+        <w:t>Resource: Tyndale Open Bible Dictionary</w:t>
       </w:r>
       <w:r>
         <w:rPr>
@@ -112,7 +112,7 @@
         <w:rPr>
           <w:lang w:val="hi_IN" w:bidi="hi_IN"/>
         </w:rPr>
-        <w:t>बाइबल कोश (टिंडेल)</w:t>
+        <w:t>Tyndale Open Bible Dictionary</w:t>
       </w:r>
     </w:p>
     <w:p>

--- a/hin/docx/046.content.docx
+++ b/hin/docx/046.content.docx
@@ -19,7 +19,7 @@
         <w:rPr>
           <w:lang w:val="hi_IN" w:bidi="hi_IN"/>
         </w:rPr>
-        <w:t>Resource: Tyndale Open Bible Dictionary</w:t>
+        <w:t>Resource: Aquifer Open Bible Dictionary</w:t>
       </w:r>
       <w:r>
         <w:rPr>
@@ -112,7 +112,7 @@
         <w:rPr>
           <w:lang w:val="hi_IN" w:bidi="hi_IN"/>
         </w:rPr>
-        <w:t>Tyndale Open Bible Dictionary</w:t>
+        <w:t>Aquifer Open Bible Dictionary</w:t>
       </w:r>
     </w:p>
     <w:p>
